--- a/DOC/SN/WIN-SN-PAR-M-Datasheet.docx
+++ b/DOC/SN/WIN-SN-PAR-M-Datasheet.docx
@@ -101,35 +101,35 @@
       </w:pPr>
       <w:r>
         <w:rPr>
-          <w:b/>
-          <w:bCs/>
+          <w:rFonts w:cstheme="minorHAnsi"/>
           <w:noProof/>
-          <w:sz w:val="28"/>
-          <w:szCs w:val="28"/>
-          <w:lang w:val="en-IN" w:eastAsia="en-IN"/>
+          <w:sz w:val="24"/>
+          <w:szCs w:val="24"/>
         </w:rPr>
         <w:drawing>
-          <wp:anchor distT="0" distB="0" distL="114300" distR="114300" simplePos="0" relativeHeight="251676672" behindDoc="0" locked="0" layoutInCell="1" allowOverlap="1" wp14:anchorId="24F47168" wp14:editId="675C4130">
+          <wp:anchor distT="0" distB="0" distL="114300" distR="114300" simplePos="0" relativeHeight="251680768" behindDoc="0" locked="0" layoutInCell="1" allowOverlap="1" wp14:anchorId="234F4A44" wp14:editId="5C49FB38">
             <wp:simplePos x="0" y="0"/>
-            <wp:positionH relativeFrom="column">
-              <wp:posOffset>1101090</wp:posOffset>
+            <wp:positionH relativeFrom="margin">
+              <wp:align>center</wp:align>
             </wp:positionH>
             <wp:positionV relativeFrom="paragraph">
-              <wp:posOffset>2196465</wp:posOffset>
+              <wp:posOffset>2259330</wp:posOffset>
             </wp:positionV>
-            <wp:extent cx="3394075" cy="2738120"/>
-            <wp:effectExtent l="0" t="0" r="0" b="5080"/>
+            <wp:extent cx="3381375" cy="2957830"/>
+            <wp:effectExtent l="0" t="0" r="9525" b="0"/>
             <wp:wrapTopAndBottom/>
-            <wp:docPr id="7" name="Picture 7"/>
-            <wp:cNvGraphicFramePr/>
+            <wp:docPr id="1922843188" name="Picture 6"/>
+            <wp:cNvGraphicFramePr>
+              <a:graphicFrameLocks xmlns:a="http://schemas.openxmlformats.org/drawingml/2006/main" noChangeAspect="1"/>
+            </wp:cNvGraphicFramePr>
             <a:graphic xmlns:a="http://schemas.openxmlformats.org/drawingml/2006/main">
               <a:graphicData uri="http://schemas.openxmlformats.org/drawingml/2006/picture">
                 <pic:pic xmlns:pic="http://schemas.openxmlformats.org/drawingml/2006/picture">
                   <pic:nvPicPr>
-                    <pic:cNvPr id="7" name="Picture 7"/>
+                    <pic:cNvPr id="1922843188" name="Picture 1922843188"/>
                     <pic:cNvPicPr/>
                   </pic:nvPicPr>
-                  <pic:blipFill>
+                  <pic:blipFill rotWithShape="1">
                     <a:blip r:embed="rId8" cstate="print">
                       <a:extLst>
                         <a:ext uri="{28A0092B-C50C-407E-A947-70E740481C1C}">
@@ -137,6 +137,7 @@
                         </a:ext>
                       </a:extLst>
                     </a:blip>
+                    <a:srcRect t="8719" b="3778"/>
                     <a:stretch>
                       <a:fillRect/>
                     </a:stretch>
@@ -144,19 +145,29 @@
                   <pic:spPr bwMode="auto">
                     <a:xfrm>
                       <a:off x="0" y="0"/>
-                      <a:ext cx="3394075" cy="2738120"/>
+                      <a:ext cx="3381375" cy="2957830"/>
                     </a:xfrm>
                     <a:prstGeom prst="rect">
                       <a:avLst/>
                     </a:prstGeom>
-                    <a:noFill/>
                     <a:ln>
                       <a:noFill/>
                     </a:ln>
+                    <a:extLst>
+                      <a:ext uri="{53640926-AAD7-44D8-BBD7-CCE9431645EC}">
+                        <a14:shadowObscured xmlns:a14="http://schemas.microsoft.com/office/drawing/2010/main"/>
+                      </a:ext>
+                    </a:extLst>
                   </pic:spPr>
                 </pic:pic>
               </a:graphicData>
             </a:graphic>
+            <wp14:sizeRelH relativeFrom="margin">
+              <wp14:pctWidth>0</wp14:pctWidth>
+            </wp14:sizeRelH>
+            <wp14:sizeRelV relativeFrom="margin">
+              <wp14:pctHeight>0</wp14:pctHeight>
+            </wp14:sizeRelV>
           </wp:anchor>
         </w:drawing>
       </w:r>
@@ -7741,6 +7752,7 @@
               <w:dataBinding w:prefixMappings="xmlns:ns0='http://purl.org/dc/elements/1.1/' xmlns:ns1='http://schemas.openxmlformats.org/package/2006/metadata/core-properties' " w:xpath="/ns1:coreProperties[1]/ns0:title[1]" w:storeItemID="{6C3C8BC8-F283-45AE-878A-BAB7291924A1}"/>
               <w:text/>
             </w:sdtPr>
+            <w:sdtEndPr/>
             <w:sdtContent>
               <w:r>
                 <w:rPr>
@@ -14529,6 +14541,7 @@
     <w:rsid w:val="00463699"/>
     <w:rsid w:val="004E0929"/>
     <w:rsid w:val="004F35A6"/>
+    <w:rsid w:val="00530811"/>
     <w:rsid w:val="00543105"/>
     <w:rsid w:val="0058468E"/>
     <w:rsid w:val="005A2702"/>
@@ -14548,6 +14561,7 @@
     <w:rsid w:val="007F5E65"/>
     <w:rsid w:val="00817FD6"/>
     <w:rsid w:val="00834AB8"/>
+    <w:rsid w:val="00862E67"/>
     <w:rsid w:val="00865E0F"/>
     <w:rsid w:val="00886E06"/>
     <w:rsid w:val="008B69FC"/>
